--- a/docs/08-实训报告/CodeStreak-鸿蒙实训个人报告.docx
+++ b/docs/08-实训报告/CodeStreak-鸿蒙实训个人报告.docx
@@ -1047,7 +1047,7 @@
               <a:graphicData uri="http://schemas.openxmlformats.org/drawingml/2006/picture">
                 <pic:pic>
                   <pic:nvPicPr>
-                    <pic:cNvPr id="0" name="fig-05-defect.png"/>
+                    <pic:cNvPr id="0" name="fig-04-defect.png"/>
                     <pic:cNvPicPr/>
                   </pic:nvPicPr>
                   <pic:blipFill>
@@ -1103,7 +1103,7 @@
               <a:graphicData uri="http://schemas.openxmlformats.org/drawingml/2006/picture">
                 <pic:pic>
                   <pic:nvPicPr>
-                    <pic:cNvPr id="0" name="fig-06-fix-verify.png"/>
+                    <pic:cNvPr id="0" name="fig-05-fix-verify.png"/>
                     <pic:cNvPicPr/>
                   </pic:nvPicPr>
                   <pic:blipFill>

--- a/docs/08-实训报告/CodeStreak-鸿蒙实训个人报告.docx
+++ b/docs/08-实训报告/CodeStreak-鸿蒙实训个人报告.docx
@@ -484,20 +484,109 @@
           <w:rFonts w:ascii="宋体" w:hAnsi="宋体" w:eastAsia="宋体"/>
           <w:sz w:val="24"/>
         </w:rPr>
-        <w:t>真实 Prompt：“题单应该也能正确跳转至网页，请你继续修改，同时希望可以反应题单做了多少题，如果不行就算了。” AI 的关键回答：补官方 url 并用 LinkService 打开；新增 CollectionProgress 求交集；无成员清单不造 0/60；补 3 条单测。</w:t>
+        <w:t>下面按本次真实会话还原一次 AI 协作，保留原始 Prompt、AI 回答的关键片段，以及我最后的取舍：</w:t>
       </w:r>
     </w:p>
     <w:p>
       <w:pPr>
-        <w:spacing w:line="360" w:lineRule="auto"/>
-        <w:ind w:firstLine="480"/>
+        <w:keepLines/>
+        <w:spacing w:before="60" w:after="60"/>
+        <w:ind w:left="198"/>
+        <w:shd w:val="clear" w:color="auto" w:fill="F5F7FA"/>
+        <w:pBdr>
+          <w:left w:val="single" w:sz="18" w:space="6" w:color="B26A00"/>
+        </w:pBdr>
       </w:pPr>
       <w:r>
         <w:rPr>
           <w:rFonts w:ascii="宋体" w:hAnsi="宋体" w:eastAsia="宋体"/>
-          <w:sz w:val="24"/>
+          <w:b/>
+          <w:color w:val="B26A00"/>
+          <w:sz w:val="19"/>
         </w:rPr>
-        <w:t>我的取舍：接受上述方案；拒绝编造成员清单（会把演示数据当真实进度），也未改成内嵌 WebView（外链交系统浏览器更省权限）。生成代码逐段核对并补了测试。</w:t>
+        <w:t xml:space="preserve">我（Prompt）  </w:t>
+      </w:r>
+      <w:r>
+        <w:rPr>
+          <w:rFonts w:ascii="宋体" w:hAnsi="宋体" w:eastAsia="宋体"/>
+          <w:b w:val="0"/>
+          <w:color w:val="2D3746"/>
+          <w:sz w:val="19"/>
+        </w:rPr>
+        <w:t>“题单应该也能正确跳转至网页，请你继续修改，同时希望可以反应题单做了多少题，如果不行就算了。”</w:t>
+      </w:r>
+    </w:p>
+    <w:p>
+      <w:pPr>
+        <w:keepLines/>
+        <w:spacing w:before="60" w:after="60"/>
+        <w:ind w:left="198"/>
+        <w:shd w:val="clear" w:color="auto" w:fill="F5F7FA"/>
+        <w:pBdr>
+          <w:left w:val="single" w:sz="18" w:space="6" w:color="2F5FA8"/>
+        </w:pBdr>
+      </w:pPr>
+      <w:r>
+        <w:rPr>
+          <w:rFonts w:ascii="宋体" w:hAnsi="宋体" w:eastAsia="宋体"/>
+          <w:b/>
+          <w:color w:val="2F5FA8"/>
+          <w:sz w:val="19"/>
+        </w:rPr>
+        <w:t xml:space="preserve">AI（回答摘要）  </w:t>
+      </w:r>
+      <w:r>
+        <w:rPr>
+          <w:rFonts w:ascii="宋体" w:hAnsi="宋体" w:eastAsia="宋体"/>
+          <w:b w:val="0"/>
+          <w:color w:val="2D3746"/>
+          <w:sz w:val="19"/>
+        </w:rPr>
+        <w:t>① 给题单卡补官方 url，点击用 LinkService 打开系统浏览器；② 新增 CollectionProgress，用成员题号与本地 AC 求交集，计算 done/total 与百分比；③ 没有成员清单时不显示 0/60 的假进度，只给「进入题单」入口；④ 补 3 条单测（有清单 / 无清单 / 保留 url 与赛道）。</w:t>
+      </w:r>
+    </w:p>
+    <w:p>
+      <w:pPr>
+        <w:keepLines/>
+        <w:spacing w:before="60" w:after="60"/>
+        <w:ind w:left="198"/>
+        <w:shd w:val="clear" w:color="auto" w:fill="F5F7FA"/>
+        <w:pBdr>
+          <w:left w:val="single" w:sz="18" w:space="6" w:color="4A5568"/>
+        </w:pBdr>
+      </w:pPr>
+      <w:r>
+        <w:rPr>
+          <w:rFonts w:ascii="宋体" w:hAnsi="宋体" w:eastAsia="宋体"/>
+          <w:b/>
+          <w:color w:val="4A5568"/>
+          <w:sz w:val="19"/>
+        </w:rPr>
+        <w:t xml:space="preserve">我的处理  </w:t>
+      </w:r>
+      <w:r>
+        <w:rPr>
+          <w:rFonts w:ascii="宋体" w:hAnsi="宋体" w:eastAsia="宋体"/>
+          <w:b w:val="0"/>
+          <w:color w:val="2D3746"/>
+          <w:sz w:val="19"/>
+        </w:rPr>
+        <w:t>接受 ①②④；拒绝编造一份题单成员清单，避免把演示数据当真实进度；未改成内嵌 WebView，外链交给系统浏览器更省权限；对生成代码逐段核对，并补 TrackFilter / CollectionProgress 的单元测试。</w:t>
+      </w:r>
+    </w:p>
+    <w:p>
+      <w:pPr>
+        <w:spacing w:after="160"/>
+        <w:jc w:val="center"/>
+      </w:pPr>
+      <w:r>
+        <w:rPr>
+          <w:rFonts w:ascii="宋体" w:hAnsi="宋体" w:eastAsia="宋体"/>
+          <w:b w:val="0"/>
+          <w:color w:val="5A5A5A"/>
+          <w:sz w:val="18"/>
+        </w:rPr>
+        <w:t>注：以上对话按实际会话记录还原，Prompt 与回答摘要未改写。</w:t>
       </w:r>
     </w:p>
     <w:p>
